--- a/He_thong_thong_tin_giai_quyet_hanh_chinh/LUONG TAN PHAT_25410276/Phân loại các quy trình.docx
+++ b/He_thong_thong_tin_giai_quyet_hanh_chinh/LUONG TAN PHAT_25410276/Phân loại các quy trình.docx
@@ -1,6 +1,6 @@
 
 <file path=word/document.xml><?xml version="1.0" encoding="utf-8"?>
-<w:document xmlns:wpc="http://schemas.microsoft.com/office/word/2010/wordprocessingCanvas" xmlns:cx="http://schemas.microsoft.com/office/drawing/2014/chartex" xmlns:cx1="http://schemas.microsoft.com/office/drawing/2015/9/8/chartex" xmlns:cx2="http://schemas.microsoft.com/office/drawing/2015/10/21/chartex" xmlns:cx3="http://schemas.microsoft.com/office/drawing/2016/5/9/chartex" xmlns:cx4="http://schemas.microsoft.com/office/drawing/2016/5/10/chartex" xmlns:cx5="http://schemas.microsoft.com/office/drawing/2016/5/11/chartex" xmlns:cx6="http://schemas.microsoft.com/office/drawing/2016/5/12/chartex" xmlns:cx7="http://schemas.microsoft.com/office/drawing/2016/5/13/chartex" xmlns:cx8="http://schemas.microsoft.com/office/drawing/2016/5/14/chartex" xmlns:mc="http://schemas.openxmlformats.org/markup-compatibility/2006" xmlns:aink="http://schemas.microsoft.com/office/drawing/2016/ink" xmlns:am3d="http://schemas.microsoft.com/office/drawing/2017/model3d" xmlns:o="urn:schemas-microsoft-com:office:office" xmlns:oel="http://schemas.microsoft.com/office/2019/extlst" xmlns:r="http://schemas.openxmlformats.org/officeDocument/2006/relationships" xmlns:m="http://schemas.openxmlformats.org/officeDocument/2006/math" xmlns:v="urn:schemas-microsoft-com:vml" xmlns:wp14="http://schemas.microsoft.com/office/word/2010/wordprocessingDrawing" xmlns:wp="http://schemas.openxmlformats.org/drawingml/2006/wordprocessingDrawing" xmlns:w10="urn:schemas-microsoft-com:office:word" xmlns:w="http://schemas.openxmlformats.org/wordprocessingml/2006/main" xmlns:w14="http://schemas.microsoft.com/office/word/2010/wordml" xmlns:w15="http://schemas.microsoft.com/office/word/2012/wordml" xmlns:w16cex="http://schemas.microsoft.com/office/word/2018/wordml/cex" xmlns:w16cid="http://schemas.microsoft.com/office/word/2016/wordml/cid" xmlns:w16="http://schemas.microsoft.com/office/word/2018/wordml" xmlns:w16du="http://schemas.microsoft.com/office/word/2023/wordml/word16du" xmlns:w16sdtdh="http://schemas.microsoft.com/office/word/2020/wordml/sdtdatahash" xmlns:w16sdtfl="http://schemas.microsoft.com/office/word/2024/wordml/sdtformatlock" xmlns:w16se="http://schemas.microsoft.com/office/word/2015/wordml/symex" xmlns:wpg="http://schemas.microsoft.com/office/word/2010/wordprocessingGroup" xmlns:wpi="http://schemas.microsoft.com/office/word/2010/wordprocessingInk" xmlns:wne="http://schemas.microsoft.com/office/word/2006/wordml" xmlns:wps="http://schemas.microsoft.com/office/word/2010/wordprocessingShape" mc:Ignorable="w14 w15 w16se w16cid w16 w16cex w16sdtdh w16sdtfl w16du wp14">
+<w:document xmlns:wpc="http://schemas.microsoft.com/office/word/2010/wordprocessingCanvas" xmlns:cx="http://schemas.microsoft.com/office/drawing/2014/chartex" xmlns:cx1="http://schemas.microsoft.com/office/drawing/2015/9/8/chartex" xmlns:cx2="http://schemas.microsoft.com/office/drawing/2015/10/21/chartex" xmlns:cx3="http://schemas.microsoft.com/office/drawing/2016/5/9/chartex" xmlns:cx4="http://schemas.microsoft.com/office/drawing/2016/5/10/chartex" xmlns:cx5="http://schemas.microsoft.com/office/drawing/2016/5/11/chartex" xmlns:cx6="http://schemas.microsoft.com/office/drawing/2016/5/12/chartex" xmlns:cx7="http://schemas.microsoft.com/office/drawing/2016/5/13/chartex" xmlns:cx8="http://schemas.microsoft.com/office/drawing/2016/5/14/chartex" xmlns:mc="http://schemas.openxmlformats.org/markup-compatibility/2006" xmlns:aink="http://schemas.microsoft.com/office/drawing/2016/ink" xmlns:am3d="http://schemas.microsoft.com/office/drawing/2017/model3d" xmlns:o="urn:schemas-microsoft-com:office:office" xmlns:oel="http://schemas.microsoft.com/office/2019/extlst" xmlns:r="http://schemas.openxmlformats.org/officeDocument/2006/relationships" xmlns:m="http://schemas.openxmlformats.org/officeDocument/2006/math" xmlns:v="urn:schemas-microsoft-com:vml" xmlns:wp14="http://schemas.microsoft.com/office/word/2010/wordprocessingDrawing" xmlns:wp="http://schemas.openxmlformats.org/drawingml/2006/wordprocessingDrawing" xmlns:w10="urn:schemas-microsoft-com:office:word" xmlns:w="http://schemas.openxmlformats.org/wordprocessingml/2006/main" xmlns:w14="http://schemas.microsoft.com/office/word/2010/wordml" xmlns:w15="http://schemas.microsoft.com/office/word/2012/wordml" xmlns:w16cei="http://schemas.microsoft.com/office/word/2026/wordml/cei" xmlns:w16cex="http://schemas.microsoft.com/office/word/2018/wordml/cex" xmlns:w16cid="http://schemas.microsoft.com/office/word/2016/wordml/cid" xmlns:w16="http://schemas.microsoft.com/office/word/2018/wordml" xmlns:w16du="http://schemas.microsoft.com/office/word/2023/wordml/word16du" xmlns:w16sdtdh="http://schemas.microsoft.com/office/word/2020/wordml/sdtdatahash" xmlns:w16sdtfl="http://schemas.microsoft.com/office/word/2024/wordml/sdtformatlock" xmlns:w16se="http://schemas.microsoft.com/office/word/2015/wordml/symex" xmlns:wpg="http://schemas.microsoft.com/office/word/2010/wordprocessingGroup" xmlns:wpi="http://schemas.microsoft.com/office/word/2010/wordprocessingInk" xmlns:wne="http://schemas.microsoft.com/office/word/2006/wordml" xmlns:wps="http://schemas.microsoft.com/office/word/2010/wordprocessingShape" mc:Ignorable="w14 w15 w16se w16cid w16 w16cex w16sdtdh w16sdtfl w16du wp14">
   <w:body>
     <w:p>
       <w:pPr>
@@ -79,7 +79,7 @@
           <w:szCs w:val="26"/>
         </w:rPr>
         <w:drawing>
-          <wp:inline distT="0" distB="0" distL="0" distR="0" wp14:anchorId="09457AE0" wp14:editId="5DDCCB05">
+          <wp:inline distT="0" distB="0" distL="0" distR="0" wp14:anchorId="09457AE0" wp14:editId="3BC605BF">
             <wp:extent cx="1948539" cy="1606164"/>
             <wp:effectExtent l="0" t="0" r="0" b="0"/>
             <wp:docPr id="990850389" name="Picture 1"/>
@@ -1644,45 +1644,28 @@
                             <w:pPr>
                               <w:jc w:val="center"/>
                             </w:pPr>
-                            <w:proofErr w:type="spellStart"/>
-                            <w:r>
-                              <w:t>Giám</w:t>
-                            </w:r>
-                            <w:proofErr w:type="spellEnd"/>
+                            <w:r>
+                              <w:rPr>
+                                <w:lang w:val="vi-VN"/>
+                              </w:rPr>
+                              <w:t>Quản lý</w:t>
+                            </w:r>
                             <w:r>
                               <w:t xml:space="preserve"> </w:t>
                             </w:r>
                             <w:proofErr w:type="spellStart"/>
                             <w:r>
-                              <w:t>sát</w:t>
+                              <w:t>và</w:t>
                             </w:r>
                             <w:proofErr w:type="spellEnd"/>
                             <w:r>
                               <w:t xml:space="preserve"> </w:t>
                             </w:r>
-                            <w:proofErr w:type="spellStart"/>
-                            <w:r>
-                              <w:t>và</w:t>
-                            </w:r>
-                            <w:proofErr w:type="spellEnd"/>
-                            <w:r>
-                              <w:t xml:space="preserve"> </w:t>
-                            </w:r>
-                            <w:proofErr w:type="spellStart"/>
-                            <w:r>
-                              <w:t>theo</w:t>
-                            </w:r>
-                            <w:proofErr w:type="spellEnd"/>
-                            <w:r>
-                              <w:t xml:space="preserve"> </w:t>
-                            </w:r>
-                            <w:proofErr w:type="spellStart"/>
-                            <w:r>
-                              <w:t>dõi</w:t>
-                            </w:r>
-                            <w:proofErr w:type="spellEnd"/>
-                            <w:r>
-                              <w:t xml:space="preserve"> </w:t>
+                            <w:r>
+                              <w:rPr>
+                                <w:lang w:val="vi-VN"/>
+                              </w:rPr>
+                              <w:t xml:space="preserve">kiểm tra </w:t>
                             </w:r>
                             <w:proofErr w:type="spellStart"/>
                             <w:r>
@@ -1760,45 +1743,28 @@
                       <w:pPr>
                         <w:jc w:val="center"/>
                       </w:pPr>
-                      <w:proofErr w:type="spellStart"/>
-                      <w:r>
-                        <w:t>Giám</w:t>
-                      </w:r>
-                      <w:proofErr w:type="spellEnd"/>
+                      <w:r>
+                        <w:rPr>
+                          <w:lang w:val="vi-VN"/>
+                        </w:rPr>
+                        <w:t>Quản lý</w:t>
+                      </w:r>
                       <w:r>
                         <w:t xml:space="preserve"> </w:t>
                       </w:r>
                       <w:proofErr w:type="spellStart"/>
                       <w:r>
-                        <w:t>sát</w:t>
+                        <w:t>và</w:t>
                       </w:r>
                       <w:proofErr w:type="spellEnd"/>
                       <w:r>
                         <w:t xml:space="preserve"> </w:t>
                       </w:r>
-                      <w:proofErr w:type="spellStart"/>
-                      <w:r>
-                        <w:t>và</w:t>
-                      </w:r>
-                      <w:proofErr w:type="spellEnd"/>
-                      <w:r>
-                        <w:t xml:space="preserve"> </w:t>
-                      </w:r>
-                      <w:proofErr w:type="spellStart"/>
-                      <w:r>
-                        <w:t>theo</w:t>
-                      </w:r>
-                      <w:proofErr w:type="spellEnd"/>
-                      <w:r>
-                        <w:t xml:space="preserve"> </w:t>
-                      </w:r>
-                      <w:proofErr w:type="spellStart"/>
-                      <w:r>
-                        <w:t>dõi</w:t>
-                      </w:r>
-                      <w:proofErr w:type="spellEnd"/>
-                      <w:r>
-                        <w:t xml:space="preserve"> </w:t>
+                      <w:r>
+                        <w:rPr>
+                          <w:lang w:val="vi-VN"/>
+                        </w:rPr>
+                        <w:t xml:space="preserve">kiểm tra </w:t>
                       </w:r>
                       <w:proofErr w:type="spellStart"/>
                       <w:r>
@@ -2935,14 +2901,12 @@
                               </w:rPr>
                               <w:t xml:space="preserve"> </w:t>
                             </w:r>
-                            <w:proofErr w:type="spellStart"/>
                             <w:r>
                               <w:rPr>
                                 <w:lang w:val="vi-VN"/>
                               </w:rPr>
                               <w:t>nhận</w:t>
                             </w:r>
-                            <w:proofErr w:type="spellEnd"/>
                             <w:r>
                               <w:rPr>
                                 <w:szCs w:val="26"/>
@@ -5617,7 +5581,25 @@
                                 <w:bCs/>
                                 <w:color w:val="FFFFFF" w:themeColor="background1"/>
                               </w:rPr>
-                              <w:t xml:space="preserve">Quy trình </w:t>
+                              <w:t xml:space="preserve">Quy </w:t>
+                            </w:r>
+                            <w:proofErr w:type="spellStart"/>
+                            <w:r>
+                              <w:rPr>
+                                <w:b/>
+                                <w:bCs/>
+                                <w:color w:val="FFFFFF" w:themeColor="background1"/>
+                              </w:rPr>
+                              <w:t>trình</w:t>
+                            </w:r>
+                            <w:proofErr w:type="spellEnd"/>
+                            <w:r>
+                              <w:rPr>
+                                <w:b/>
+                                <w:bCs/>
+                                <w:color w:val="FFFFFF" w:themeColor="background1"/>
+                              </w:rPr>
+                              <w:t xml:space="preserve"> </w:t>
                             </w:r>
                             <w:proofErr w:type="spellStart"/>
                             <w:r>
@@ -5748,7 +5730,7 @@
 </file>
 
 <file path=word/endnotes.xml><?xml version="1.0" encoding="utf-8"?>
-<w:endnotes xmlns:wpc="http://schemas.microsoft.com/office/word/2010/wordprocessingCanvas" xmlns:cx="http://schemas.microsoft.com/office/drawing/2014/chartex" xmlns:cx1="http://schemas.microsoft.com/office/drawing/2015/9/8/chartex" xmlns:cx2="http://schemas.microsoft.com/office/drawing/2015/10/21/chartex" xmlns:cx3="http://schemas.microsoft.com/office/drawing/2016/5/9/chartex" xmlns:cx4="http://schemas.microsoft.com/office/drawing/2016/5/10/chartex" xmlns:cx5="http://schemas.microsoft.com/office/drawing/2016/5/11/chartex" xmlns:cx6="http://schemas.microsoft.com/office/drawing/2016/5/12/chartex" xmlns:cx7="http://schemas.microsoft.com/office/drawing/2016/5/13/chartex" xmlns:cx8="http://schemas.microsoft.com/office/drawing/2016/5/14/chartex" xmlns:mc="http://schemas.openxmlformats.org/markup-compatibility/2006" xmlns:aink="http://schemas.microsoft.com/office/drawing/2016/ink" xmlns:am3d="http://schemas.microsoft.com/office/drawing/2017/model3d" xmlns:o="urn:schemas-microsoft-com:office:office" xmlns:oel="http://schemas.microsoft.com/office/2019/extlst" xmlns:r="http://schemas.openxmlformats.org/officeDocument/2006/relationships" xmlns:m="http://schemas.openxmlformats.org/officeDocument/2006/math" xmlns:v="urn:schemas-microsoft-com:vml" xmlns:wp14="http://schemas.microsoft.com/office/word/2010/wordprocessingDrawing" xmlns:wp="http://schemas.openxmlformats.org/drawingml/2006/wordprocessingDrawing" xmlns:w10="urn:schemas-microsoft-com:office:word" xmlns:w="http://schemas.openxmlformats.org/wordprocessingml/2006/main" xmlns:w14="http://schemas.microsoft.com/office/word/2010/wordml" xmlns:w15="http://schemas.microsoft.com/office/word/2012/wordml" xmlns:w16cex="http://schemas.microsoft.com/office/word/2018/wordml/cex" xmlns:w16cid="http://schemas.microsoft.com/office/word/2016/wordml/cid" xmlns:w16="http://schemas.microsoft.com/office/word/2018/wordml" xmlns:w16du="http://schemas.microsoft.com/office/word/2023/wordml/word16du" xmlns:w16sdtdh="http://schemas.microsoft.com/office/word/2020/wordml/sdtdatahash" xmlns:w16sdtfl="http://schemas.microsoft.com/office/word/2024/wordml/sdtformatlock" xmlns:w16se="http://schemas.microsoft.com/office/word/2015/wordml/symex" xmlns:wpg="http://schemas.microsoft.com/office/word/2010/wordprocessingGroup" xmlns:wpi="http://schemas.microsoft.com/office/word/2010/wordprocessingInk" xmlns:wne="http://schemas.microsoft.com/office/word/2006/wordml" xmlns:wps="http://schemas.microsoft.com/office/word/2010/wordprocessingShape" mc:Ignorable="w14 w15 w16se w16cid w16 w16cex w16sdtdh w16sdtfl w16du wp14">
+<w:endnotes xmlns:wpc="http://schemas.microsoft.com/office/word/2010/wordprocessingCanvas" xmlns:cx="http://schemas.microsoft.com/office/drawing/2014/chartex" xmlns:cx1="http://schemas.microsoft.com/office/drawing/2015/9/8/chartex" xmlns:cx2="http://schemas.microsoft.com/office/drawing/2015/10/21/chartex" xmlns:cx3="http://schemas.microsoft.com/office/drawing/2016/5/9/chartex" xmlns:cx4="http://schemas.microsoft.com/office/drawing/2016/5/10/chartex" xmlns:cx5="http://schemas.microsoft.com/office/drawing/2016/5/11/chartex" xmlns:cx6="http://schemas.microsoft.com/office/drawing/2016/5/12/chartex" xmlns:cx7="http://schemas.microsoft.com/office/drawing/2016/5/13/chartex" xmlns:cx8="http://schemas.microsoft.com/office/drawing/2016/5/14/chartex" xmlns:mc="http://schemas.openxmlformats.org/markup-compatibility/2006" xmlns:aink="http://schemas.microsoft.com/office/drawing/2016/ink" xmlns:am3d="http://schemas.microsoft.com/office/drawing/2017/model3d" xmlns:o="urn:schemas-microsoft-com:office:office" xmlns:oel="http://schemas.microsoft.com/office/2019/extlst" xmlns:r="http://schemas.openxmlformats.org/officeDocument/2006/relationships" xmlns:m="http://schemas.openxmlformats.org/officeDocument/2006/math" xmlns:v="urn:schemas-microsoft-com:vml" xmlns:wp14="http://schemas.microsoft.com/office/word/2010/wordprocessingDrawing" xmlns:wp="http://schemas.openxmlformats.org/drawingml/2006/wordprocessingDrawing" xmlns:w10="urn:schemas-microsoft-com:office:word" xmlns:w="http://schemas.openxmlformats.org/wordprocessingml/2006/main" xmlns:w14="http://schemas.microsoft.com/office/word/2010/wordml" xmlns:w15="http://schemas.microsoft.com/office/word/2012/wordml" xmlns:w16cei="http://schemas.microsoft.com/office/word/2026/wordml/cei" xmlns:w16cex="http://schemas.microsoft.com/office/word/2018/wordml/cex" xmlns:w16cid="http://schemas.microsoft.com/office/word/2016/wordml/cid" xmlns:w16="http://schemas.microsoft.com/office/word/2018/wordml" xmlns:w16du="http://schemas.microsoft.com/office/word/2023/wordml/word16du" xmlns:w16sdtdh="http://schemas.microsoft.com/office/word/2020/wordml/sdtdatahash" xmlns:w16sdtfl="http://schemas.microsoft.com/office/word/2024/wordml/sdtformatlock" xmlns:w16se="http://schemas.microsoft.com/office/word/2015/wordml/symex" xmlns:wpg="http://schemas.microsoft.com/office/word/2010/wordprocessingGroup" xmlns:wpi="http://schemas.microsoft.com/office/word/2010/wordprocessingInk" xmlns:wne="http://schemas.microsoft.com/office/word/2006/wordml" xmlns:wps="http://schemas.microsoft.com/office/word/2010/wordprocessingShape" mc:Ignorable="w14 w15 w16se w16cid w16 w16cex w16sdtdh w16sdtfl w16du wp14">
   <w:endnote w:type="separator" w:id="-1">
     <w:p>
       <w:pPr>
@@ -5773,7 +5755,7 @@
 </file>
 
 <file path=word/footer1.xml><?xml version="1.0" encoding="utf-8"?>
-<w:ftr xmlns:wpc="http://schemas.microsoft.com/office/word/2010/wordprocessingCanvas" xmlns:cx="http://schemas.microsoft.com/office/drawing/2014/chartex" xmlns:cx1="http://schemas.microsoft.com/office/drawing/2015/9/8/chartex" xmlns:cx2="http://schemas.microsoft.com/office/drawing/2015/10/21/chartex" xmlns:cx3="http://schemas.microsoft.com/office/drawing/2016/5/9/chartex" xmlns:cx4="http://schemas.microsoft.com/office/drawing/2016/5/10/chartex" xmlns:cx5="http://schemas.microsoft.com/office/drawing/2016/5/11/chartex" xmlns:cx6="http://schemas.microsoft.com/office/drawing/2016/5/12/chartex" xmlns:cx7="http://schemas.microsoft.com/office/drawing/2016/5/13/chartex" xmlns:cx8="http://schemas.microsoft.com/office/drawing/2016/5/14/chartex" xmlns:mc="http://schemas.openxmlformats.org/markup-compatibility/2006" xmlns:aink="http://schemas.microsoft.com/office/drawing/2016/ink" xmlns:am3d="http://schemas.microsoft.com/office/drawing/2017/model3d" xmlns:o="urn:schemas-microsoft-com:office:office" xmlns:oel="http://schemas.microsoft.com/office/2019/extlst" xmlns:r="http://schemas.openxmlformats.org/officeDocument/2006/relationships" xmlns:m="http://schemas.openxmlformats.org/officeDocument/2006/math" xmlns:v="urn:schemas-microsoft-com:vml" xmlns:wp14="http://schemas.microsoft.com/office/word/2010/wordprocessingDrawing" xmlns:wp="http://schemas.openxmlformats.org/drawingml/2006/wordprocessingDrawing" xmlns:w10="urn:schemas-microsoft-com:office:word" xmlns:w="http://schemas.openxmlformats.org/wordprocessingml/2006/main" xmlns:w14="http://schemas.microsoft.com/office/word/2010/wordml" xmlns:w15="http://schemas.microsoft.com/office/word/2012/wordml" xmlns:w16cex="http://schemas.microsoft.com/office/word/2018/wordml/cex" xmlns:w16cid="http://schemas.microsoft.com/office/word/2016/wordml/cid" xmlns:w16="http://schemas.microsoft.com/office/word/2018/wordml" xmlns:w16du="http://schemas.microsoft.com/office/word/2023/wordml/word16du" xmlns:w16sdtdh="http://schemas.microsoft.com/office/word/2020/wordml/sdtdatahash" xmlns:w16sdtfl="http://schemas.microsoft.com/office/word/2024/wordml/sdtformatlock" xmlns:w16se="http://schemas.microsoft.com/office/word/2015/wordml/symex" xmlns:wpg="http://schemas.microsoft.com/office/word/2010/wordprocessingGroup" xmlns:wpi="http://schemas.microsoft.com/office/word/2010/wordprocessingInk" xmlns:wne="http://schemas.microsoft.com/office/word/2006/wordml" xmlns:wps="http://schemas.microsoft.com/office/word/2010/wordprocessingShape" mc:Ignorable="w14 w15 w16se w16cid w16 w16cex w16sdtdh w16sdtfl w16du wp14">
+<w:ftr xmlns:wpc="http://schemas.microsoft.com/office/word/2010/wordprocessingCanvas" xmlns:cx="http://schemas.microsoft.com/office/drawing/2014/chartex" xmlns:cx1="http://schemas.microsoft.com/office/drawing/2015/9/8/chartex" xmlns:cx2="http://schemas.microsoft.com/office/drawing/2015/10/21/chartex" xmlns:cx3="http://schemas.microsoft.com/office/drawing/2016/5/9/chartex" xmlns:cx4="http://schemas.microsoft.com/office/drawing/2016/5/10/chartex" xmlns:cx5="http://schemas.microsoft.com/office/drawing/2016/5/11/chartex" xmlns:cx6="http://schemas.microsoft.com/office/drawing/2016/5/12/chartex" xmlns:cx7="http://schemas.microsoft.com/office/drawing/2016/5/13/chartex" xmlns:cx8="http://schemas.microsoft.com/office/drawing/2016/5/14/chartex" xmlns:mc="http://schemas.openxmlformats.org/markup-compatibility/2006" xmlns:aink="http://schemas.microsoft.com/office/drawing/2016/ink" xmlns:am3d="http://schemas.microsoft.com/office/drawing/2017/model3d" xmlns:o="urn:schemas-microsoft-com:office:office" xmlns:oel="http://schemas.microsoft.com/office/2019/extlst" xmlns:r="http://schemas.openxmlformats.org/officeDocument/2006/relationships" xmlns:m="http://schemas.openxmlformats.org/officeDocument/2006/math" xmlns:v="urn:schemas-microsoft-com:vml" xmlns:wp14="http://schemas.microsoft.com/office/word/2010/wordprocessingDrawing" xmlns:wp="http://schemas.openxmlformats.org/drawingml/2006/wordprocessingDrawing" xmlns:w10="urn:schemas-microsoft-com:office:word" xmlns:w="http://schemas.openxmlformats.org/wordprocessingml/2006/main" xmlns:w14="http://schemas.microsoft.com/office/word/2010/wordml" xmlns:w15="http://schemas.microsoft.com/office/word/2012/wordml" xmlns:w16cei="http://schemas.microsoft.com/office/word/2026/wordml/cei" xmlns:w16cex="http://schemas.microsoft.com/office/word/2018/wordml/cex" xmlns:w16cid="http://schemas.microsoft.com/office/word/2016/wordml/cid" xmlns:w16="http://schemas.microsoft.com/office/word/2018/wordml" xmlns:w16du="http://schemas.microsoft.com/office/word/2023/wordml/word16du" xmlns:w16sdtdh="http://schemas.microsoft.com/office/word/2020/wordml/sdtdatahash" xmlns:w16sdtfl="http://schemas.microsoft.com/office/word/2024/wordml/sdtformatlock" xmlns:w16se="http://schemas.microsoft.com/office/word/2015/wordml/symex" xmlns:wpg="http://schemas.microsoft.com/office/word/2010/wordprocessingGroup" xmlns:wpi="http://schemas.microsoft.com/office/word/2010/wordprocessingInk" xmlns:wne="http://schemas.microsoft.com/office/word/2006/wordml" xmlns:wps="http://schemas.microsoft.com/office/word/2010/wordprocessingShape" mc:Ignorable="w14 w15 w16se w16cid w16 w16cex w16sdtdh w16sdtfl w16du wp14">
   <w:sdt>
     <w:sdtPr>
       <w:id w:val="-1738535445"/>
@@ -5826,7 +5808,7 @@
 </file>
 
 <file path=word/footnotes.xml><?xml version="1.0" encoding="utf-8"?>
-<w:footnotes xmlns:wpc="http://schemas.microsoft.com/office/word/2010/wordprocessingCanvas" xmlns:cx="http://schemas.microsoft.com/office/drawing/2014/chartex" xmlns:cx1="http://schemas.microsoft.com/office/drawing/2015/9/8/chartex" xmlns:cx2="http://schemas.microsoft.com/office/drawing/2015/10/21/chartex" xmlns:cx3="http://schemas.microsoft.com/office/drawing/2016/5/9/chartex" xmlns:cx4="http://schemas.microsoft.com/office/drawing/2016/5/10/chartex" xmlns:cx5="http://schemas.microsoft.com/office/drawing/2016/5/11/chartex" xmlns:cx6="http://schemas.microsoft.com/office/drawing/2016/5/12/chartex" xmlns:cx7="http://schemas.microsoft.com/office/drawing/2016/5/13/chartex" xmlns:cx8="http://schemas.microsoft.com/office/drawing/2016/5/14/chartex" xmlns:mc="http://schemas.openxmlformats.org/markup-compatibility/2006" xmlns:aink="http://schemas.microsoft.com/office/drawing/2016/ink" xmlns:am3d="http://schemas.microsoft.com/office/drawing/2017/model3d" xmlns:o="urn:schemas-microsoft-com:office:office" xmlns:oel="http://schemas.microsoft.com/office/2019/extlst" xmlns:r="http://schemas.openxmlformats.org/officeDocument/2006/relationships" xmlns:m="http://schemas.openxmlformats.org/officeDocument/2006/math" xmlns:v="urn:schemas-microsoft-com:vml" xmlns:wp14="http://schemas.microsoft.com/office/word/2010/wordprocessingDrawing" xmlns:wp="http://schemas.openxmlformats.org/drawingml/2006/wordprocessingDrawing" xmlns:w10="urn:schemas-microsoft-com:office:word" xmlns:w="http://schemas.openxmlformats.org/wordprocessingml/2006/main" xmlns:w14="http://schemas.microsoft.com/office/word/2010/wordml" xmlns:w15="http://schemas.microsoft.com/office/word/2012/wordml" xmlns:w16cex="http://schemas.microsoft.com/office/word/2018/wordml/cex" xmlns:w16cid="http://schemas.microsoft.com/office/word/2016/wordml/cid" xmlns:w16="http://schemas.microsoft.com/office/word/2018/wordml" xmlns:w16du="http://schemas.microsoft.com/office/word/2023/wordml/word16du" xmlns:w16sdtdh="http://schemas.microsoft.com/office/word/2020/wordml/sdtdatahash" xmlns:w16sdtfl="http://schemas.microsoft.com/office/word/2024/wordml/sdtformatlock" xmlns:w16se="http://schemas.microsoft.com/office/word/2015/wordml/symex" xmlns:wpg="http://schemas.microsoft.com/office/word/2010/wordprocessingGroup" xmlns:wpi="http://schemas.microsoft.com/office/word/2010/wordprocessingInk" xmlns:wne="http://schemas.microsoft.com/office/word/2006/wordml" xmlns:wps="http://schemas.microsoft.com/office/word/2010/wordprocessingShape" mc:Ignorable="w14 w15 w16se w16cid w16 w16cex w16sdtdh w16sdtfl w16du wp14">
+<w:footnotes xmlns:wpc="http://schemas.microsoft.com/office/word/2010/wordprocessingCanvas" xmlns:cx="http://schemas.microsoft.com/office/drawing/2014/chartex" xmlns:cx1="http://schemas.microsoft.com/office/drawing/2015/9/8/chartex" xmlns:cx2="http://schemas.microsoft.com/office/drawing/2015/10/21/chartex" xmlns:cx3="http://schemas.microsoft.com/office/drawing/2016/5/9/chartex" xmlns:cx4="http://schemas.microsoft.com/office/drawing/2016/5/10/chartex" xmlns:cx5="http://schemas.microsoft.com/office/drawing/2016/5/11/chartex" xmlns:cx6="http://schemas.microsoft.com/office/drawing/2016/5/12/chartex" xmlns:cx7="http://schemas.microsoft.com/office/drawing/2016/5/13/chartex" xmlns:cx8="http://schemas.microsoft.com/office/drawing/2016/5/14/chartex" xmlns:mc="http://schemas.openxmlformats.org/markup-compatibility/2006" xmlns:aink="http://schemas.microsoft.com/office/drawing/2016/ink" xmlns:am3d="http://schemas.microsoft.com/office/drawing/2017/model3d" xmlns:o="urn:schemas-microsoft-com:office:office" xmlns:oel="http://schemas.microsoft.com/office/2019/extlst" xmlns:r="http://schemas.openxmlformats.org/officeDocument/2006/relationships" xmlns:m="http://schemas.openxmlformats.org/officeDocument/2006/math" xmlns:v="urn:schemas-microsoft-com:vml" xmlns:wp14="http://schemas.microsoft.com/office/word/2010/wordprocessingDrawing" xmlns:wp="http://schemas.openxmlformats.org/drawingml/2006/wordprocessingDrawing" xmlns:w10="urn:schemas-microsoft-com:office:word" xmlns:w="http://schemas.openxmlformats.org/wordprocessingml/2006/main" xmlns:w14="http://schemas.microsoft.com/office/word/2010/wordml" xmlns:w15="http://schemas.microsoft.com/office/word/2012/wordml" xmlns:w16cei="http://schemas.microsoft.com/office/word/2026/wordml/cei" xmlns:w16cex="http://schemas.microsoft.com/office/word/2018/wordml/cex" xmlns:w16cid="http://schemas.microsoft.com/office/word/2016/wordml/cid" xmlns:w16="http://schemas.microsoft.com/office/word/2018/wordml" xmlns:w16du="http://schemas.microsoft.com/office/word/2023/wordml/word16du" xmlns:w16sdtdh="http://schemas.microsoft.com/office/word/2020/wordml/sdtdatahash" xmlns:w16sdtfl="http://schemas.microsoft.com/office/word/2024/wordml/sdtformatlock" xmlns:w16se="http://schemas.microsoft.com/office/word/2015/wordml/symex" xmlns:wpg="http://schemas.microsoft.com/office/word/2010/wordprocessingGroup" xmlns:wpi="http://schemas.microsoft.com/office/word/2010/wordprocessingInk" xmlns:wne="http://schemas.microsoft.com/office/word/2006/wordml" xmlns:wps="http://schemas.microsoft.com/office/word/2010/wordprocessingShape" mc:Ignorable="w14 w15 w16se w16cid w16 w16cex w16sdtdh w16sdtfl w16du wp14">
   <w:footnote w:type="separator" w:id="-1">
     <w:p>
       <w:pPr>
@@ -5851,7 +5833,7 @@
 </file>
 
 <file path=word/header1.xml><?xml version="1.0" encoding="utf-8"?>
-<w:hdr xmlns:wpc="http://schemas.microsoft.com/office/word/2010/wordprocessingCanvas" xmlns:cx="http://schemas.microsoft.com/office/drawing/2014/chartex" xmlns:cx1="http://schemas.microsoft.com/office/drawing/2015/9/8/chartex" xmlns:cx2="http://schemas.microsoft.com/office/drawing/2015/10/21/chartex" xmlns:cx3="http://schemas.microsoft.com/office/drawing/2016/5/9/chartex" xmlns:cx4="http://schemas.microsoft.com/office/drawing/2016/5/10/chartex" xmlns:cx5="http://schemas.microsoft.com/office/drawing/2016/5/11/chartex" xmlns:cx6="http://schemas.microsoft.com/office/drawing/2016/5/12/chartex" xmlns:cx7="http://schemas.microsoft.com/office/drawing/2016/5/13/chartex" xmlns:cx8="http://schemas.microsoft.com/office/drawing/2016/5/14/chartex" xmlns:mc="http://schemas.openxmlformats.org/markup-compatibility/2006" xmlns:aink="http://schemas.microsoft.com/office/drawing/2016/ink" xmlns:am3d="http://schemas.microsoft.com/office/drawing/2017/model3d" xmlns:o="urn:schemas-microsoft-com:office:office" xmlns:oel="http://schemas.microsoft.com/office/2019/extlst" xmlns:r="http://schemas.openxmlformats.org/officeDocument/2006/relationships" xmlns:m="http://schemas.openxmlformats.org/officeDocument/2006/math" xmlns:v="urn:schemas-microsoft-com:vml" xmlns:wp14="http://schemas.microsoft.com/office/word/2010/wordprocessingDrawing" xmlns:wp="http://schemas.openxmlformats.org/drawingml/2006/wordprocessingDrawing" xmlns:w10="urn:schemas-microsoft-com:office:word" xmlns:w="http://schemas.openxmlformats.org/wordprocessingml/2006/main" xmlns:w14="http://schemas.microsoft.com/office/word/2010/wordml" xmlns:w15="http://schemas.microsoft.com/office/word/2012/wordml" xmlns:w16cex="http://schemas.microsoft.com/office/word/2018/wordml/cex" xmlns:w16cid="http://schemas.microsoft.com/office/word/2016/wordml/cid" xmlns:w16="http://schemas.microsoft.com/office/word/2018/wordml" xmlns:w16du="http://schemas.microsoft.com/office/word/2023/wordml/word16du" xmlns:w16sdtdh="http://schemas.microsoft.com/office/word/2020/wordml/sdtdatahash" xmlns:w16sdtfl="http://schemas.microsoft.com/office/word/2024/wordml/sdtformatlock" xmlns:w16se="http://schemas.microsoft.com/office/word/2015/wordml/symex" xmlns:wpg="http://schemas.microsoft.com/office/word/2010/wordprocessingGroup" xmlns:wpi="http://schemas.microsoft.com/office/word/2010/wordprocessingInk" xmlns:wne="http://schemas.microsoft.com/office/word/2006/wordml" xmlns:wps="http://schemas.microsoft.com/office/word/2010/wordprocessingShape" mc:Ignorable="w14 w15 w16se w16cid w16 w16cex w16sdtdh w16sdtfl w16du wp14">
+<w:hdr xmlns:wpc="http://schemas.microsoft.com/office/word/2010/wordprocessingCanvas" xmlns:cx="http://schemas.microsoft.com/office/drawing/2014/chartex" xmlns:cx1="http://schemas.microsoft.com/office/drawing/2015/9/8/chartex" xmlns:cx2="http://schemas.microsoft.com/office/drawing/2015/10/21/chartex" xmlns:cx3="http://schemas.microsoft.com/office/drawing/2016/5/9/chartex" xmlns:cx4="http://schemas.microsoft.com/office/drawing/2016/5/10/chartex" xmlns:cx5="http://schemas.microsoft.com/office/drawing/2016/5/11/chartex" xmlns:cx6="http://schemas.microsoft.com/office/drawing/2016/5/12/chartex" xmlns:cx7="http://schemas.microsoft.com/office/drawing/2016/5/13/chartex" xmlns:cx8="http://schemas.microsoft.com/office/drawing/2016/5/14/chartex" xmlns:mc="http://schemas.openxmlformats.org/markup-compatibility/2006" xmlns:aink="http://schemas.microsoft.com/office/drawing/2016/ink" xmlns:am3d="http://schemas.microsoft.com/office/drawing/2017/model3d" xmlns:o="urn:schemas-microsoft-com:office:office" xmlns:oel="http://schemas.microsoft.com/office/2019/extlst" xmlns:r="http://schemas.openxmlformats.org/officeDocument/2006/relationships" xmlns:m="http://schemas.openxmlformats.org/officeDocument/2006/math" xmlns:v="urn:schemas-microsoft-com:vml" xmlns:wp14="http://schemas.microsoft.com/office/word/2010/wordprocessingDrawing" xmlns:wp="http://schemas.openxmlformats.org/drawingml/2006/wordprocessingDrawing" xmlns:w10="urn:schemas-microsoft-com:office:word" xmlns:w="http://schemas.openxmlformats.org/wordprocessingml/2006/main" xmlns:w14="http://schemas.microsoft.com/office/word/2010/wordml" xmlns:w15="http://schemas.microsoft.com/office/word/2012/wordml" xmlns:w16cei="http://schemas.microsoft.com/office/word/2026/wordml/cei" xmlns:w16cex="http://schemas.microsoft.com/office/word/2018/wordml/cex" xmlns:w16cid="http://schemas.microsoft.com/office/word/2016/wordml/cid" xmlns:w16="http://schemas.microsoft.com/office/word/2018/wordml" xmlns:w16du="http://schemas.microsoft.com/office/word/2023/wordml/word16du" xmlns:w16sdtdh="http://schemas.microsoft.com/office/word/2020/wordml/sdtdatahash" xmlns:w16sdtfl="http://schemas.microsoft.com/office/word/2024/wordml/sdtformatlock" xmlns:w16se="http://schemas.microsoft.com/office/word/2015/wordml/symex" xmlns:wpg="http://schemas.microsoft.com/office/word/2010/wordprocessingGroup" xmlns:wpi="http://schemas.microsoft.com/office/word/2010/wordprocessingInk" xmlns:wne="http://schemas.microsoft.com/office/word/2006/wordml" xmlns:wps="http://schemas.microsoft.com/office/word/2010/wordprocessingShape" mc:Ignorable="w14 w15 w16se w16cid w16 w16cex w16sdtdh w16sdtfl w16du wp14">
   <w:p>
     <w:pPr>
       <w:pStyle w:val="Header"/>
@@ -5930,7 +5912,7 @@
 </file>
 
 <file path=word/numbering.xml><?xml version="1.0" encoding="utf-8"?>
-<w:numbering xmlns:wpc="http://schemas.microsoft.com/office/word/2010/wordprocessingCanvas" xmlns:cx="http://schemas.microsoft.com/office/drawing/2014/chartex" xmlns:cx1="http://schemas.microsoft.com/office/drawing/2015/9/8/chartex" xmlns:cx2="http://schemas.microsoft.com/office/drawing/2015/10/21/chartex" xmlns:cx3="http://schemas.microsoft.com/office/drawing/2016/5/9/chartex" xmlns:cx4="http://schemas.microsoft.com/office/drawing/2016/5/10/chartex" xmlns:cx5="http://schemas.microsoft.com/office/drawing/2016/5/11/chartex" xmlns:cx6="http://schemas.microsoft.com/office/drawing/2016/5/12/chartex" xmlns:cx7="http://schemas.microsoft.com/office/drawing/2016/5/13/chartex" xmlns:cx8="http://schemas.microsoft.com/office/drawing/2016/5/14/chartex" xmlns:mc="http://schemas.openxmlformats.org/markup-compatibility/2006" xmlns:aink="http://schemas.microsoft.com/office/drawing/2016/ink" xmlns:am3d="http://schemas.microsoft.com/office/drawing/2017/model3d" xmlns:o="urn:schemas-microsoft-com:office:office" xmlns:oel="http://schemas.microsoft.com/office/2019/extlst" xmlns:r="http://schemas.openxmlformats.org/officeDocument/2006/relationships" xmlns:m="http://schemas.openxmlformats.org/officeDocument/2006/math" xmlns:v="urn:schemas-microsoft-com:vml" xmlns:wp14="http://schemas.microsoft.com/office/word/2010/wordprocessingDrawing" xmlns:wp="http://schemas.openxmlformats.org/drawingml/2006/wordprocessingDrawing" xmlns:w10="urn:schemas-microsoft-com:office:word" xmlns:w="http://schemas.openxmlformats.org/wordprocessingml/2006/main" xmlns:w14="http://schemas.microsoft.com/office/word/2010/wordml" xmlns:w15="http://schemas.microsoft.com/office/word/2012/wordml" xmlns:w16cex="http://schemas.microsoft.com/office/word/2018/wordml/cex" xmlns:w16cid="http://schemas.microsoft.com/office/word/2016/wordml/cid" xmlns:w16="http://schemas.microsoft.com/office/word/2018/wordml" xmlns:w16du="http://schemas.microsoft.com/office/word/2023/wordml/word16du" xmlns:w16sdtdh="http://schemas.microsoft.com/office/word/2020/wordml/sdtdatahash" xmlns:w16sdtfl="http://schemas.microsoft.com/office/word/2024/wordml/sdtformatlock" xmlns:w16se="http://schemas.microsoft.com/office/word/2015/wordml/symex" xmlns:wpg="http://schemas.microsoft.com/office/word/2010/wordprocessingGroup" xmlns:wpi="http://schemas.microsoft.com/office/word/2010/wordprocessingInk" xmlns:wne="http://schemas.microsoft.com/office/word/2006/wordml" xmlns:wps="http://schemas.microsoft.com/office/word/2010/wordprocessingShape" mc:Ignorable="w14 w15 w16se w16cid w16 w16cex w16sdtdh w16sdtfl w16du wp14">
+<w:numbering xmlns:wpc="http://schemas.microsoft.com/office/word/2010/wordprocessingCanvas" xmlns:cx="http://schemas.microsoft.com/office/drawing/2014/chartex" xmlns:cx1="http://schemas.microsoft.com/office/drawing/2015/9/8/chartex" xmlns:cx2="http://schemas.microsoft.com/office/drawing/2015/10/21/chartex" xmlns:cx3="http://schemas.microsoft.com/office/drawing/2016/5/9/chartex" xmlns:cx4="http://schemas.microsoft.com/office/drawing/2016/5/10/chartex" xmlns:cx5="http://schemas.microsoft.com/office/drawing/2016/5/11/chartex" xmlns:cx6="http://schemas.microsoft.com/office/drawing/2016/5/12/chartex" xmlns:cx7="http://schemas.microsoft.com/office/drawing/2016/5/13/chartex" xmlns:cx8="http://schemas.microsoft.com/office/drawing/2016/5/14/chartex" xmlns:mc="http://schemas.openxmlformats.org/markup-compatibility/2006" xmlns:aink="http://schemas.microsoft.com/office/drawing/2016/ink" xmlns:am3d="http://schemas.microsoft.com/office/drawing/2017/model3d" xmlns:o="urn:schemas-microsoft-com:office:office" xmlns:oel="http://schemas.microsoft.com/office/2019/extlst" xmlns:r="http://schemas.openxmlformats.org/officeDocument/2006/relationships" xmlns:m="http://schemas.openxmlformats.org/officeDocument/2006/math" xmlns:v="urn:schemas-microsoft-com:vml" xmlns:wp14="http://schemas.microsoft.com/office/word/2010/wordprocessingDrawing" xmlns:wp="http://schemas.openxmlformats.org/drawingml/2006/wordprocessingDrawing" xmlns:w10="urn:schemas-microsoft-com:office:word" xmlns:w="http://schemas.openxmlformats.org/wordprocessingml/2006/main" xmlns:w14="http://schemas.microsoft.com/office/word/2010/wordml" xmlns:w15="http://schemas.microsoft.com/office/word/2012/wordml" xmlns:w16cei="http://schemas.microsoft.com/office/word/2026/wordml/cei" xmlns:w16cex="http://schemas.microsoft.com/office/word/2018/wordml/cex" xmlns:w16cid="http://schemas.microsoft.com/office/word/2016/wordml/cid" xmlns:w16="http://schemas.microsoft.com/office/word/2018/wordml" xmlns:w16du="http://schemas.microsoft.com/office/word/2023/wordml/word16du" xmlns:w16sdtdh="http://schemas.microsoft.com/office/word/2020/wordml/sdtdatahash" xmlns:w16sdtfl="http://schemas.microsoft.com/office/word/2024/wordml/sdtformatlock" xmlns:w16se="http://schemas.microsoft.com/office/word/2015/wordml/symex" xmlns:wpg="http://schemas.microsoft.com/office/word/2010/wordprocessingGroup" xmlns:wpi="http://schemas.microsoft.com/office/word/2010/wordprocessingInk" xmlns:wne="http://schemas.microsoft.com/office/word/2006/wordml" xmlns:wps="http://schemas.microsoft.com/office/word/2010/wordprocessingShape" mc:Ignorable="w14 w15 w16se w16cid w16 w16cex w16sdtdh w16sdtfl w16du wp14">
   <w:abstractNum w:abstractNumId="0" w15:restartNumberingAfterBreak="0">
     <w:nsid w:val="10F82E51"/>
     <w:multiLevelType w:val="multilevel"/>
@@ -8237,6 +8219,7 @@
   <w:style w:type="character" w:default="1" w:styleId="DefaultParagraphFont">
     <w:name w:val="Default Paragraph Font"/>
     <w:uiPriority w:val="1"/>
+    <w:semiHidden/>
     <w:unhideWhenUsed/>
   </w:style>
   <w:style w:type="table" w:default="1" w:styleId="TableNormal">
